--- a/livrables/lecons/placement-financier/2026-07-18_lecon-placement-financier_06_assurance-vie-fonds-euros-uc-fiscalite.docx
+++ b/livrables/lecons/placement-financier/2026-07-18_lecon-placement-financier_06_assurance-vie-fonds-euros-uc-fiscalite.docx
@@ -3006,6 +3006,17 @@
           <w:szCs w:val="22"/>
         </w:rPr>
         <w:t xml:space="preserve">Le PER (Plan d'Épargne Retraite) et la préparation de la retraite : déductibilité des versements à l'entrée, sortie en capital ou en rente, fiscalité à la sortie — un thème particulièrement stratégique dans un horizon de 7-8 ans.</w:t>
+      </w:r>
+      <w:r>
+        <w:rPr>
+          <w:rFonts w:ascii="Times New Roman" w:cs="Times New Roman" w:eastAsia="Times New Roman" w:hAnsi="Times New Roman"/>
+          <w:i/>
+          <w:iCs/>
+          <w:color w:val="6B7280"/>
+          <w:sz w:val="20"/>
+          <w:szCs w:val="20"/>
+        </w:rPr>
+        <w:t xml:space="preserve"> Thèmes annoncés : PER, déductibilité des versements, sortie en capital, sortie en rente, fiscalité à la sortie. [Ajouté le 26/09/2026 : cette ligne nomme, dans les termes de cette section même, ce que la leçon suivante devra traiter ou déclarer non traité. Elle est la condition du contrôle de continuité ajouté ce jour au prompt : sans elle, la leçon suivante ne peut pas être contrôlée sur ce qu'on lui a promis — c'est ce qui est arrivé entre la n°15 et la n°16.]</w:t>
       </w:r>
     </w:p>
     <w:p>
